--- a/Reactivos_por_Dimension/12_Asociacion_Criminal.docx
+++ b/Reactivos_por_Dimension/12_Asociacion_Criminal.docx
@@ -77,7 +77,7 @@
         <w:spacing w:after="150" w:before="300"/>
       </w:pPr>
       <w:r>
-        <w:t xml:space="preserve">Reactivos de la dimensión 12. Asociación Criminal (4 reactivos)</w:t>
+        <w:t xml:space="preserve">Reactivos de la dimensión 12. Asociación Criminal (10 reactivos)</w:t>
       </w:r>
     </w:p>
     <w:p>
@@ -86,7 +86,7 @@
         <w:spacing w:after="100" w:before="200"/>
       </w:pPr>
       <w:r>
-        <w:t xml:space="preserve">R045 — Tolerancia a la cercanía con actividad delictiva</w:t>
+        <w:t xml:space="preserve">R111 — Opinión/Actitud — indicador 1 (Actitud tolerante hacia convivir o relacionarse con personas de activi…)</w:t>
       </w:r>
     </w:p>
     <w:p>
@@ -131,7 +131,7 @@
         <w:t xml:space="preserve">Pregunta completa (variante base): </w:t>
       </w:r>
       <w:r>
-        <w:t xml:space="preserve">¿Qué tan de acuerdo estás con la siguiente idea: 'No hay nada de malo en mantener una amistad cercana con alguien de quien sabes con certeza que se dedica a actividades delictivas, siempre que a mí no me involucre'?</w:t>
+        <w:t xml:space="preserve">¿Qué tan de acuerdo estás con la siguiente idea: "No hay nada de malo en mantener una amistad cercana con alguien de quien se sabe con certeza que se dedica a actividades delictivas, siempre que a uno no lo involucre"?</w:t>
       </w:r>
     </w:p>
     <w:p>
@@ -152,34 +152,43 @@
         <w:ind w:left="200"/>
       </w:pPr>
       <w:r>
-        <w:t xml:space="preserve">Variante 1 (base): ¿Qué tan de acuerdo estás con la siguiente idea: 'No hay nada de malo en mantener una amistad cercana con alguien de quien sabes con certeza que se dedica a actividades delictivas, siempre que a mí no me involucre'?</w:t>
-      </w:r>
-    </w:p>
-    <w:p>
-      <w:pPr>
-        <w:spacing w:after="60"/>
-        <w:ind w:left="200"/>
-      </w:pPr>
-      <w:r>
-        <w:t xml:space="preserve">Variante 2: No hay nada de malo en hacer negocios con alguien de quien se sabe que tiene actividades ilegales, mientras el trato en sí sea legal.</w:t>
-      </w:r>
-    </w:p>
-    <w:p>
-      <w:pPr>
-        <w:spacing w:after="60"/>
-        <w:ind w:left="200"/>
-      </w:pPr>
-      <w:r>
-        <w:t xml:space="preserve">Variante 3: Guardar silencio sobre las actividades ilegales de un conocido cercano es simplemente lealtad, no algo que deba preocuparme.</w:t>
-      </w:r>
-    </w:p>
-    <w:p>
-      <w:pPr>
-        <w:spacing w:after="60"/>
-        <w:ind w:left="200"/>
-      </w:pPr>
-      <w:r>
-        <w:t xml:space="preserve">Variante 4: Aceptar dinero o un favor de alguien vinculado al crimen organizado, sin preguntar de dónde viene, no me hace parte de nada.</w:t>
+        <w:t xml:space="preserve">Variante 1 (base): ¿Qué tan de acuerdo estás con la siguiente idea: "No hay nada de malo en mantener una amistad cercana con alguien de quien se sabe con certeza que se dedica a actividades delictivas, siempre que a uno no lo involucre"?</w:t>
+      </w:r>
+    </w:p>
+    <w:p>
+      <w:pPr>
+        <w:spacing w:after="60"/>
+        <w:ind w:left="200"/>
+      </w:pPr>
+      <w:r>
+        <w:t xml:space="preserve">Variante 2: En términos generales, ¿qué tan de acuerdo o en desacuerdo estás con esta afirmación: "No hay nada de malo en mantener una amistad cercana con alguien de quien se sabe con certeza que se dedica a actividades delictivas, siempre que a uno no lo involucre"?</w:t>
+      </w:r>
+    </w:p>
+    <w:p>
+      <w:pPr>
+        <w:spacing w:after="60"/>
+        <w:ind w:left="200"/>
+      </w:pPr>
+      <w:r>
+        <w:t xml:space="preserve">Variante 3: Lee la siguiente frase e indica tu nivel de acuerdo: "No hay nada de malo en mantener una amistad cercana con alguien de quien se sabe con certeza que se dedica a actividades delictivas, siempre que a uno no lo involucre".</w:t>
+      </w:r>
+    </w:p>
+    <w:p>
+      <w:pPr>
+        <w:spacing w:after="60"/>
+        <w:ind w:left="200"/>
+      </w:pPr>
+      <w:r>
+        <w:t xml:space="preserve">Variante 4: ¿Hasta qué punto compartes esta forma de pensar: "No hay nada de malo en mantener una amistad cercana con alguien de quien se sabe con certeza que se dedica a actividades delictivas, siempre que a uno no lo involucre"?</w:t>
+      </w:r>
+    </w:p>
+    <w:p>
+      <w:pPr>
+        <w:spacing w:after="60"/>
+        <w:ind w:left="200"/>
+      </w:pPr>
+      <w:r>
+        <w:t xml:space="preserve">Variante 5: Marca qué tan de acuerdo estás con la siguiente idea: "No hay nada de malo en mantener una amistad cercana con alguien de quien se sabe con certeza que se dedica a actividades delictivas, siempre que a uno no lo involucre".</w:t>
       </w:r>
     </w:p>
     <w:p>
@@ -254,7 +263,7 @@
         <w:t xml:space="preserve">Reactivos de contraste (par espejo): </w:t>
       </w:r>
       <w:r>
-        <w:t xml:space="preserve">R046 (par espejo de la dimensión)</w:t>
+        <w:t xml:space="preserve">R112 (par espejo 1 de la dimensión)</w:t>
       </w:r>
     </w:p>
     <w:p>
@@ -268,7 +277,7 @@
         <w:spacing w:after="100" w:before="200"/>
       </w:pPr>
       <w:r>
-        <w:t xml:space="preserve">R046 — Involucramiento pasado en cercanía con estructuras delictivas</w:t>
+        <w:t xml:space="preserve">R112 — Intención futura — indicador 1 (Actitud tolerante hacia convivir o relacionarse con personas de activi…)</w:t>
       </w:r>
     </w:p>
     <w:p>
@@ -283,7 +292,7 @@
         <w:t xml:space="preserve">Tipo de reactivo: </w:t>
       </w:r>
       <w:r>
-        <w:t xml:space="preserve">3-Involucramiento pasado</w:t>
+        <w:t xml:space="preserve">6-Intención futura</w:t>
       </w:r>
     </w:p>
     <w:p>
@@ -298,7 +307,7 @@
         <w:t xml:space="preserve">Indicador conductual (Fase 1): </w:t>
       </w:r>
       <w:r>
-        <w:t xml:space="preserve">Disposición a participar, incluso marginalmente, en actividades vinculadas al delito organizado.</w:t>
+        <w:t xml:space="preserve">Actitud tolerante hacia convivir o relacionarse con personas de actividad delictiva conocida.</w:t>
       </w:r>
     </w:p>
     <w:p>
@@ -313,7 +322,7 @@
         <w:t xml:space="preserve">Pregunta completa (variante base): </w:t>
       </w:r>
       <w:r>
-        <w:t xml:space="preserve">En tu historial personal, ¿cuántas veces has aceptado un favor, beneficio o encargo de alguien que sabías vinculado a una actividad delictiva?</w:t>
+        <w:t xml:space="preserve">Si descubrieras que una persona cercana a ti está vinculada de forma activa a una actividad delictiva, ¿qué tan de acuerdo estás con que tomarías distancia de esa relación?</w:t>
       </w:r>
     </w:p>
     <w:p>
@@ -334,34 +343,43 @@
         <w:ind w:left="200"/>
       </w:pPr>
       <w:r>
-        <w:t xml:space="preserve">Variante 1 (base): En tu historial personal, ¿cuántas veces has aceptado un favor, beneficio o encargo de alguien que sabías vinculado a una actividad delictiva?</w:t>
-      </w:r>
-    </w:p>
-    <w:p>
-      <w:pPr>
-        <w:spacing w:after="60"/>
-        <w:ind w:left="200"/>
-      </w:pPr>
-      <w:r>
-        <w:t xml:space="preserve">Variante 2: En tu historial personal, ¿cuántas veces hiciste un trato o negocio, aunque fuera legal en sí mismo, con alguien de quien sabías que tenía actividades delictivas?</w:t>
-      </w:r>
-    </w:p>
-    <w:p>
-      <w:pPr>
-        <w:spacing w:after="60"/>
-        <w:ind w:left="200"/>
-      </w:pPr>
-      <w:r>
-        <w:t xml:space="preserve">Variante 3: En tu historial personal, ¿cuántas veces guardaste silencio deliberadamente sobre una actividad delictiva de alguien cercano a ti?</w:t>
-      </w:r>
-    </w:p>
-    <w:p>
-      <w:pPr>
-        <w:spacing w:after="60"/>
-        <w:ind w:left="200"/>
-      </w:pPr>
-      <w:r>
-        <w:t xml:space="preserve">Variante 4: En tu historial personal, ¿cuántas veces recibiste dinero o un favor de alguien vinculado a actividad delictiva sin preguntar su origen?</w:t>
+        <w:t xml:space="preserve">Variante 1 (base): Si descubrieras que una persona cercana a ti está vinculada de forma activa a una actividad delictiva, ¿qué tan de acuerdo estás con que tomarías distancia de esa relación?</w:t>
+      </w:r>
+    </w:p>
+    <w:p>
+      <w:pPr>
+        <w:spacing w:after="60"/>
+        <w:ind w:left="200"/>
+      </w:pPr>
+      <w:r>
+        <w:t xml:space="preserve">Variante 2: Imagina que descubrieras que una persona cercana a ti está vinculada de forma activa a una actividad delictiva. ¿Qué tan de acuerdo estás con que tomarías distancia de esa relación?</w:t>
+      </w:r>
+    </w:p>
+    <w:p>
+      <w:pPr>
+        <w:spacing w:after="60"/>
+        <w:ind w:left="200"/>
+      </w:pPr>
+      <w:r>
+        <w:t xml:space="preserve">Variante 3: Ante esta situación: descubrieras que una persona cercana a ti está vinculada de forma activa a una actividad delictiva, ¿qué tan de acuerdo estás con que tomarías distancia de esa relación?</w:t>
+      </w:r>
+    </w:p>
+    <w:p>
+      <w:pPr>
+        <w:spacing w:after="60"/>
+        <w:ind w:left="200"/>
+      </w:pPr>
+      <w:r>
+        <w:t xml:space="preserve">Variante 4: Supón que descubrieras que una persona cercana a ti está vinculada de forma activa a una actividad delictiva. ¿Qué tan de acuerdo estás en que tomarías distancia de esa relación?</w:t>
+      </w:r>
+    </w:p>
+    <w:p>
+      <w:pPr>
+        <w:spacing w:after="60"/>
+        <w:ind w:left="200"/>
+      </w:pPr>
+      <w:r>
+        <w:t xml:space="preserve">Variante 5: Descubrieras que una persona cercana a ti está vinculada de forma activa a una actividad delictiva. ¿Qué tan de acuerdo estás con que tomarías distancia de esa relación?</w:t>
       </w:r>
     </w:p>
     <w:p>
@@ -376,7 +394,7 @@
         <w:t xml:space="preserve">Opciones de respuesta y valor de cada una: </w:t>
       </w:r>
       <w:r>
-        <w:t xml:space="preserve">Ninguna vez (0) / Una vez (1) / Pocas veces (2) / Varias veces (3) / Muchas veces o de forma habitual (4)</w:t>
+        <w:t xml:space="preserve">Totalmente en desacuerdo (0) / En desacuerdo (1) / Algo de acuerdo (2) / De acuerdo (3) / Totalmente de acuerdo (4)</w:t>
       </w:r>
     </w:p>
     <w:p>
@@ -391,7 +409,7 @@
         <w:t xml:space="preserve">Dirección: </w:t>
       </w:r>
       <w:r>
-        <w:t xml:space="preserve">Directo</w:t>
+        <w:t xml:space="preserve">Inverso</w:t>
       </w:r>
     </w:p>
     <w:p>
@@ -406,7 +424,7 @@
         <w:t xml:space="preserve">Respuesta de menor riesgo: </w:t>
       </w:r>
       <w:r>
-        <w:t xml:space="preserve">Ninguna vez (valor 0)</w:t>
+        <w:t xml:space="preserve">Totalmente de acuerdo (valor 4)</w:t>
       </w:r>
     </w:p>
     <w:p>
@@ -421,7 +439,7 @@
         <w:t xml:space="preserve">Valor psicométrico (cómo se transforma la respuesta cruda): </w:t>
       </w:r>
       <w:r>
-        <w:t xml:space="preserve">Escala 0-4 según el orden de las opciones listado arriba; reactivo directo, sin inversión.</w:t>
+        <w:t xml:space="preserve">Escala 0-4 según el orden de las opciones listado arriba; reactivo inverso: el valor de reactivo se calcula como 4 menos la respuesta cruda.</w:t>
       </w:r>
     </w:p>
     <w:p>
@@ -436,7 +454,7 @@
         <w:t xml:space="preserve">Reactivos de contraste (par espejo): </w:t>
       </w:r>
       <w:r>
-        <w:t xml:space="preserve">R045 (par espejo de la dimensión)</w:t>
+        <w:t xml:space="preserve">R111 (par espejo 1 de la dimensión)</w:t>
       </w:r>
     </w:p>
     <w:p>
@@ -450,7 +468,7 @@
         <w:spacing w:after="100" w:before="200"/>
       </w:pPr>
       <w:r>
-        <w:t xml:space="preserve">R047 — Disposición a distanciarse de estructuras delictivas conocidas</w:t>
+        <w:t xml:space="preserve">R113 — Involucramiento pasado — indicador 2 (Disposición a participar, incluso marginalmente, en actividades vincul…)</w:t>
       </w:r>
     </w:p>
     <w:p>
@@ -465,7 +483,7 @@
         <w:t xml:space="preserve">Tipo de reactivo: </w:t>
       </w:r>
       <w:r>
-        <w:t xml:space="preserve">6-Intención futura</w:t>
+        <w:t xml:space="preserve">3-Involucramiento pasado</w:t>
       </w:r>
     </w:p>
     <w:p>
@@ -480,7 +498,7 @@
         <w:t xml:space="preserve">Indicador conductual (Fase 1): </w:t>
       </w:r>
       <w:r>
-        <w:t xml:space="preserve">Percepción de beneficio o protección al mantener este tipo de vínculos.</w:t>
+        <w:t xml:space="preserve">Disposición a participar, incluso marginalmente, en actividades vinculadas al delito organizado.</w:t>
       </w:r>
     </w:p>
     <w:p>
@@ -495,7 +513,7 @@
         <w:t xml:space="preserve">Pregunta completa (variante base): </w:t>
       </w:r>
       <w:r>
-        <w:t xml:space="preserve">Si descubrieras que una persona cercana a ti está vinculada de forma activa a una actividad delictiva, ¿qué tan de acuerdo estás con que tomarías distancia de esa relación?</w:t>
+        <w:t xml:space="preserve">En tu último año de actividad laboral, ¿cuántas veces aceptaste un favor, un beneficio o un encargo de alguien de quien tenías indicios de que estaba vinculado a una actividad delictiva?</w:t>
       </w:r>
     </w:p>
     <w:p>
@@ -516,34 +534,43 @@
         <w:ind w:left="200"/>
       </w:pPr>
       <w:r>
-        <w:t xml:space="preserve">Variante 1 (base): Si descubrieras que una persona cercana a ti está vinculada de forma activa a una actividad delictiva, ¿qué tan de acuerdo estás con que tomarías distancia de esa relación?</w:t>
-      </w:r>
-    </w:p>
-    <w:p>
-      <w:pPr>
-        <w:spacing w:after="60"/>
-        <w:ind w:left="200"/>
-      </w:pPr>
-      <w:r>
-        <w:t xml:space="preserve">Variante 2: Si descubrieras que un socio o cliente tiene vínculos activos con actividad delictiva, ¿qué tan de acuerdo estás con que terminarías esa relación de negocio?</w:t>
-      </w:r>
-    </w:p>
-    <w:p>
-      <w:pPr>
-        <w:spacing w:after="60"/>
-        <w:ind w:left="200"/>
-      </w:pPr>
-      <w:r>
-        <w:t xml:space="preserve">Variante 3: Si un conocido cercano a ti empezara a mostrar señales claras de actividad delictiva, ¿qué tan de acuerdo estás con que tomarías distancia en lugar de guardar silencio?</w:t>
-      </w:r>
-    </w:p>
-    <w:p>
-      <w:pPr>
-        <w:spacing w:after="60"/>
-        <w:ind w:left="200"/>
-      </w:pPr>
-      <w:r>
-        <w:t xml:space="preserve">Variante 4: Si te ofrecieran dinero fácil sin explicación clara de su origen, ¿qué tan de acuerdo estás con que preguntarías o rechazarías el dinero antes de aceptarlo?</w:t>
+        <w:t xml:space="preserve">Variante 1 (base): En tu último año de actividad laboral, ¿cuántas veces aceptaste un favor, un beneficio o un encargo de alguien de quien tenías indicios de que estaba vinculado a una actividad delictiva?</w:t>
+      </w:r>
+    </w:p>
+    <w:p>
+      <w:pPr>
+        <w:spacing w:after="60"/>
+        <w:ind w:left="200"/>
+      </w:pPr>
+      <w:r>
+        <w:t xml:space="preserve">Variante 2: Pensando en los últimos 12 meses, ¿cuántas veces aceptaste un favor, un beneficio o un encargo de alguien de quien tenías indicios de que estaba vinculado a una actividad delictiva?</w:t>
+      </w:r>
+    </w:p>
+    <w:p>
+      <w:pPr>
+        <w:spacing w:after="60"/>
+        <w:ind w:left="200"/>
+      </w:pPr>
+      <w:r>
+        <w:t xml:space="preserve">Variante 3: ¿Con qué frecuencia, en tu historial reciente, aceptaste un favor, un beneficio o un encargo de alguien de quien tenías indicios de que estaba vinculado a una actividad delictiva?</w:t>
+      </w:r>
+    </w:p>
+    <w:p>
+      <w:pPr>
+        <w:spacing w:after="60"/>
+        <w:ind w:left="200"/>
+      </w:pPr>
+      <w:r>
+        <w:t xml:space="preserve">Variante 4: En el último año, ¿cuántas veces te ha ocurrido que aceptaste un favor, un beneficio o un encargo de alguien de quien tenías indicios de que estaba vinculado a una actividad delictiva?</w:t>
+      </w:r>
+    </w:p>
+    <w:p>
+      <w:pPr>
+        <w:spacing w:after="60"/>
+        <w:ind w:left="200"/>
+      </w:pPr>
+      <w:r>
+        <w:t xml:space="preserve">Variante 5: Durante el último año, ¿cuántas veces aceptaste un favor, un beneficio o un encargo de alguien de quien tenías indicios de que estaba vinculado a una actividad delictiva?</w:t>
       </w:r>
     </w:p>
     <w:p>
@@ -558,7 +585,7 @@
         <w:t xml:space="preserve">Opciones de respuesta y valor de cada una: </w:t>
       </w:r>
       <w:r>
-        <w:t xml:space="preserve">Totalmente en desacuerdo (0) / En desacuerdo (1) / Algo de acuerdo (2) / De acuerdo (3) / Totalmente de acuerdo (4)</w:t>
+        <w:t xml:space="preserve">Ninguna vez (0) / Una vez (1) / Pocas veces (2) / Varias veces (3) / Muchas veces o de forma habitual (4)</w:t>
       </w:r>
     </w:p>
     <w:p>
@@ -573,7 +600,7 @@
         <w:t xml:space="preserve">Dirección: </w:t>
       </w:r>
       <w:r>
-        <w:t xml:space="preserve">Inverso</w:t>
+        <w:t xml:space="preserve">Directo</w:t>
       </w:r>
     </w:p>
     <w:p>
@@ -588,7 +615,7 @@
         <w:t xml:space="preserve">Respuesta de menor riesgo: </w:t>
       </w:r>
       <w:r>
-        <w:t xml:space="preserve">Totalmente de acuerdo (valor 4)</w:t>
+        <w:t xml:space="preserve">Ninguna vez (valor 0)</w:t>
       </w:r>
     </w:p>
     <w:p>
@@ -603,7 +630,7 @@
         <w:t xml:space="preserve">Valor psicométrico (cómo se transforma la respuesta cruda): </w:t>
       </w:r>
       <w:r>
-        <w:t xml:space="preserve">Escala 0-4 según el orden de las opciones listado arriba; reactivo inverso: el valor de reactivo se calcula como 4 menos la respuesta cruda.</w:t>
+        <w:t xml:space="preserve">Escala 0-4 según el orden de las opciones listado arriba; reactivo directo, sin inversión.</w:t>
       </w:r>
     </w:p>
     <w:p>
@@ -618,7 +645,7 @@
         <w:t xml:space="preserve">Reactivos de contraste (par espejo): </w:t>
       </w:r>
       <w:r>
-        <w:t xml:space="preserve">Ninguno obligatorio (no forma parte del par espejo de la dimensión).</w:t>
+        <w:t xml:space="preserve">R114 (par espejo 2 de la dimensión)</w:t>
       </w:r>
     </w:p>
     <w:p>
@@ -632,7 +659,7 @@
         <w:spacing w:after="100" w:before="200"/>
       </w:pPr>
       <w:r>
-        <w:t xml:space="preserve">R048 — Percepción de riesgo al asociarse con actividad delictiva</w:t>
+        <w:t xml:space="preserve">R114 — Escenario/dilema — indicador 2 (Disposición a participar, incluso marginalmente, en actividades vincul…)</w:t>
       </w:r>
     </w:p>
     <w:p>
@@ -647,6 +674,197 @@
         <w:t xml:space="preserve">Tipo de reactivo: </w:t>
       </w:r>
       <w:r>
+        <w:t xml:space="preserve">4-Escenario/dilema</w:t>
+      </w:r>
+    </w:p>
+    <w:p>
+      <w:pPr>
+        <w:spacing w:after="90"/>
+      </w:pPr>
+      <w:r>
+        <w:rPr>
+          <w:b/>
+          <w:bCs/>
+        </w:rPr>
+        <w:t xml:space="preserve">Indicador conductual (Fase 1): </w:t>
+      </w:r>
+      <w:r>
+        <w:t xml:space="preserve">Disposición a participar, incluso marginalmente, en actividades vinculadas al delito organizado.</w:t>
+      </w:r>
+    </w:p>
+    <w:p>
+      <w:pPr>
+        <w:spacing w:after="90"/>
+      </w:pPr>
+      <w:r>
+        <w:rPr>
+          <w:b/>
+          <w:bCs/>
+        </w:rPr>
+        <w:t xml:space="preserve">Pregunta completa (variante base): </w:t>
+      </w:r>
+      <w:r>
+        <w:t xml:space="preserve">Imagina que una persona que sabes vinculada a una actividad delictiva te ofrece un favor o un beneficio económico a cambio de un encargo pequeño. ¿Qué tan probable es que aceptes ese encargo?</w:t>
+      </w:r>
+    </w:p>
+    <w:p>
+      <w:pPr>
+        <w:spacing w:after="60"/>
+      </w:pPr>
+      <w:r>
+        <w:rPr>
+          <w:b/>
+          <w:bCs/>
+        </w:rPr>
+        <w:t xml:space="preserve">Variantes de redacción (se muestra 1 al azar por aplicación):</w:t>
+      </w:r>
+    </w:p>
+    <w:p>
+      <w:pPr>
+        <w:spacing w:after="60"/>
+        <w:ind w:left="200"/>
+      </w:pPr>
+      <w:r>
+        <w:t xml:space="preserve">Variante 1 (base): Imagina que una persona que sabes vinculada a una actividad delictiva te ofrece un favor o un beneficio económico a cambio de un encargo pequeño. ¿Qué tan probable es que aceptes ese encargo?</w:t>
+      </w:r>
+    </w:p>
+    <w:p>
+      <w:pPr>
+        <w:spacing w:after="60"/>
+        <w:ind w:left="200"/>
+      </w:pPr>
+      <w:r>
+        <w:t xml:space="preserve">Variante 2: Supón que una persona que sabes vinculada a una actividad delictiva te ofrece un favor o un beneficio económico a cambio de un encargo pequeño. ¿Qué tan probable es que aceptes ese encargo?</w:t>
+      </w:r>
+    </w:p>
+    <w:p>
+      <w:pPr>
+        <w:spacing w:after="60"/>
+        <w:ind w:left="200"/>
+      </w:pPr>
+      <w:r>
+        <w:t xml:space="preserve">Variante 3: Piensa en la siguiente situación: una persona que sabes vinculada a una actividad delictiva te ofrece un favor o un beneficio económico a cambio de un encargo pequeño. ¿Qué tan probable es que aceptes ese encargo?</w:t>
+      </w:r>
+    </w:p>
+    <w:p>
+      <w:pPr>
+        <w:spacing w:after="60"/>
+        <w:ind w:left="200"/>
+      </w:pPr>
+      <w:r>
+        <w:t xml:space="preserve">Variante 4: Si te encontraras en esta situación: una persona que sabes vinculada a una actividad delictiva te ofrece un favor o un beneficio económico a cambio de un encargo pequeño, ¿qué tan probable es que aceptes ese encargo?</w:t>
+      </w:r>
+    </w:p>
+    <w:p>
+      <w:pPr>
+        <w:spacing w:after="60"/>
+        <w:ind w:left="200"/>
+      </w:pPr>
+      <w:r>
+        <w:t xml:space="preserve">Variante 5: Una persona que sabes vinculada a una actividad delictiva te ofrece un favor o un beneficio económico a cambio de un encargo pequeño. ¿Qué tan probable dirías que es que aceptes ese encargo?</w:t>
+      </w:r>
+    </w:p>
+    <w:p>
+      <w:pPr>
+        <w:spacing w:after="90"/>
+      </w:pPr>
+      <w:r>
+        <w:rPr>
+          <w:b/>
+          <w:bCs/>
+        </w:rPr>
+        <w:t xml:space="preserve">Opciones de respuesta y valor de cada una: </w:t>
+      </w:r>
+      <w:r>
+        <w:t xml:space="preserve">Nada probable (0) / Poco probable (1) / Algo probable (2) / Muy probable (3)</w:t>
+      </w:r>
+    </w:p>
+    <w:p>
+      <w:pPr>
+        <w:spacing w:after="90"/>
+      </w:pPr>
+      <w:r>
+        <w:rPr>
+          <w:b/>
+          <w:bCs/>
+        </w:rPr>
+        <w:t xml:space="preserve">Dirección: </w:t>
+      </w:r>
+      <w:r>
+        <w:t xml:space="preserve">Directo</w:t>
+      </w:r>
+    </w:p>
+    <w:p>
+      <w:pPr>
+        <w:spacing w:after="90"/>
+      </w:pPr>
+      <w:r>
+        <w:rPr>
+          <w:b/>
+          <w:bCs/>
+        </w:rPr>
+        <w:t xml:space="preserve">Respuesta de menor riesgo: </w:t>
+      </w:r>
+      <w:r>
+        <w:t xml:space="preserve">Nada probable (valor 0)</w:t>
+      </w:r>
+    </w:p>
+    <w:p>
+      <w:pPr>
+        <w:spacing w:after="90"/>
+      </w:pPr>
+      <w:r>
+        <w:rPr>
+          <w:b/>
+          <w:bCs/>
+        </w:rPr>
+        <w:t xml:space="preserve">Valor psicométrico (cómo se transforma la respuesta cruda): </w:t>
+      </w:r>
+      <w:r>
+        <w:t xml:space="preserve">Escala 0-3 según el orden de las opciones listado arriba; reactivo directo, sin inversión.</w:t>
+      </w:r>
+    </w:p>
+    <w:p>
+      <w:pPr>
+        <w:spacing w:after="90"/>
+      </w:pPr>
+      <w:r>
+        <w:rPr>
+          <w:b/>
+          <w:bCs/>
+        </w:rPr>
+        <w:t xml:space="preserve">Reactivos de contraste (par espejo): </w:t>
+      </w:r>
+      <w:r>
+        <w:t xml:space="preserve">R113 (par espejo 2 de la dimensión)</w:t>
+      </w:r>
+    </w:p>
+    <w:p>
+      <w:pPr>
+        <w:spacing w:after="100"/>
+      </w:pPr>
+    </w:p>
+    <w:p>
+      <w:pPr>
+        <w:pStyle w:val="Heading3"/>
+        <w:spacing w:after="100" w:before="200"/>
+      </w:pPr>
+      <w:r>
+        <w:t xml:space="preserve">R115 — Percepción de terceros — indicador 3 (Minimización del riesgo o daño de asociarse con estructuras delictivas…)</w:t>
+      </w:r>
+    </w:p>
+    <w:p>
+      <w:pPr>
+        <w:spacing w:after="90"/>
+      </w:pPr>
+      <w:r>
+        <w:rPr>
+          <w:b/>
+          <w:bCs/>
+        </w:rPr>
+        <w:t xml:space="preserve">Tipo de reactivo: </w:t>
+      </w:r>
+      <w:r>
         <w:t xml:space="preserve">2-Percepción de terceros</w:t>
       </w:r>
     </w:p>
@@ -707,25 +925,34 @@
         <w:ind w:left="200"/>
       </w:pPr>
       <w:r>
-        <w:t xml:space="preserve">Variante 2: En tu experiencia, ¿qué tan frecuente dirías que es que alguien cercano a una actividad delictiva termine metiendo en problemas serios a las personas de su entorno?</w:t>
-      </w:r>
-    </w:p>
-    <w:p>
-      <w:pPr>
-        <w:spacing w:after="60"/>
-        <w:ind w:left="200"/>
-      </w:pPr>
-      <w:r>
-        <w:t xml:space="preserve">Variante 3: En tu experiencia, ¿qué tan frecuente dirías que es que alguien haga negocios con una persona de dudosa reputación sin preguntar demasiado, mientras el trato en sí parezca legal?</w:t>
-      </w:r>
-    </w:p>
-    <w:p>
-      <w:pPr>
-        <w:spacing w:after="60"/>
-        <w:ind w:left="200"/>
-      </w:pPr>
-      <w:r>
-        <w:t xml:space="preserve">Variante 4: En tu experiencia, ¿qué tan frecuente dirías que es que alguien guarde silencio sobre las actividades ilegales de un conocido cercano por lealtad?</w:t>
+        <w:t xml:space="preserve">Variante 2: Pensando en las personas de tu entorno laboral, ¿con qué frecuencia dirías que ocurre que alguien cercano a una actividad delictiva termine metiendo en problemas serios a las personas de su entorno?</w:t>
+      </w:r>
+    </w:p>
+    <w:p>
+      <w:pPr>
+        <w:spacing w:after="60"/>
+        <w:ind w:left="200"/>
+      </w:pPr>
+      <w:r>
+        <w:t xml:space="preserve">Variante 3: ¿Qué tan seguido dirías que observas que alguien cercano a una actividad delictiva termine metiendo en problemas serios a las personas de su entorno?</w:t>
+      </w:r>
+    </w:p>
+    <w:p>
+      <w:pPr>
+        <w:spacing w:after="60"/>
+        <w:ind w:left="200"/>
+      </w:pPr>
+      <w:r>
+        <w:t xml:space="preserve">Variante 4: Según lo que has visto, ¿qué tan común dirías que es que alguien cercano a una actividad delictiva termine metiendo en problemas serios a las personas de su entorno?</w:t>
+      </w:r>
+    </w:p>
+    <w:p>
+      <w:pPr>
+        <w:spacing w:after="60"/>
+        <w:ind w:left="200"/>
+      </w:pPr>
+      <w:r>
+        <w:t xml:space="preserve">Variante 5: En tu entorno, ¿qué tan frecuentemente dirías que sucede que alguien cercano a una actividad delictiva termine metiendo en problemas serios a las personas de su entorno?</w:t>
       </w:r>
     </w:p>
     <w:p>
@@ -740,7 +967,7 @@
         <w:t xml:space="preserve">Opciones de respuesta y valor de cada una: </w:t>
       </w:r>
       <w:r>
-        <w:t xml:space="preserve">Muy frecuente (0) / Con cierta frecuencia (1) / Ocasionalmente (2) / Nunca o muy raro (3)</w:t>
+        <w:t xml:space="preserve">Nunca o muy raro (0) / Ocasionalmente (1) / Con cierta frecuencia (2) / Muy frecuentemente (3)</w:t>
       </w:r>
     </w:p>
     <w:p>
@@ -770,7 +997,7 @@
         <w:t xml:space="preserve">Respuesta de menor riesgo: </w:t>
       </w:r>
       <w:r>
-        <w:t xml:space="preserve">Muy frecuente (valor 0)</w:t>
+        <w:t xml:space="preserve">Nunca o muy raro (valor 0)</w:t>
       </w:r>
     </w:p>
     <w:p>
@@ -800,7 +1027,962 @@
         <w:t xml:space="preserve">Reactivos de contraste (par espejo): </w:t>
       </w:r>
       <w:r>
-        <w:t xml:space="preserve">Ninguno obligatorio (no forma parte del par espejo de la dimensión).</w:t>
+        <w:t xml:space="preserve">R116 (par espejo 3 de la dimensión)</w:t>
+      </w:r>
+    </w:p>
+    <w:p>
+      <w:pPr>
+        <w:spacing w:after="100"/>
+      </w:pPr>
+    </w:p>
+    <w:p>
+      <w:pPr>
+        <w:pStyle w:val="Heading3"/>
+        <w:spacing w:after="100" w:before="200"/>
+      </w:pPr>
+      <w:r>
+        <w:t xml:space="preserve">R116 — Opinión/Actitud — indicador 3 (Minimización del riesgo o daño de asociarse con estructuras delictivas…)</w:t>
+      </w:r>
+    </w:p>
+    <w:p>
+      <w:pPr>
+        <w:spacing w:after="90"/>
+      </w:pPr>
+      <w:r>
+        <w:rPr>
+          <w:b/>
+          <w:bCs/>
+        </w:rPr>
+        <w:t xml:space="preserve">Tipo de reactivo: </w:t>
+      </w:r>
+      <w:r>
+        <w:t xml:space="preserve">1-Opinión/Actitud</w:t>
+      </w:r>
+    </w:p>
+    <w:p>
+      <w:pPr>
+        <w:spacing w:after="90"/>
+      </w:pPr>
+      <w:r>
+        <w:rPr>
+          <w:b/>
+          <w:bCs/>
+        </w:rPr>
+        <w:t xml:space="preserve">Indicador conductual (Fase 1): </w:t>
+      </w:r>
+      <w:r>
+        <w:t xml:space="preserve">Minimización del riesgo o daño de asociarse con estructuras delictivas.</w:t>
+      </w:r>
+    </w:p>
+    <w:p>
+      <w:pPr>
+        <w:spacing w:after="90"/>
+      </w:pPr>
+      <w:r>
+        <w:rPr>
+          <w:b/>
+          <w:bCs/>
+        </w:rPr>
+        <w:t xml:space="preserve">Pregunta completa (variante base): </w:t>
+      </w:r>
+      <w:r>
+        <w:t xml:space="preserve">¿Qué tan de acuerdo estás con la siguiente idea: "El riesgo de tener una amistad cercana con alguien vinculado al delito, si uno mismo no participa en nada, es prácticamente nulo"?</w:t>
+      </w:r>
+    </w:p>
+    <w:p>
+      <w:pPr>
+        <w:spacing w:after="60"/>
+      </w:pPr>
+      <w:r>
+        <w:rPr>
+          <w:b/>
+          <w:bCs/>
+        </w:rPr>
+        <w:t xml:space="preserve">Variantes de redacción (se muestra 1 al azar por aplicación):</w:t>
+      </w:r>
+    </w:p>
+    <w:p>
+      <w:pPr>
+        <w:spacing w:after="60"/>
+        <w:ind w:left="200"/>
+      </w:pPr>
+      <w:r>
+        <w:t xml:space="preserve">Variante 1 (base): ¿Qué tan de acuerdo estás con la siguiente idea: "El riesgo de tener una amistad cercana con alguien vinculado al delito, si uno mismo no participa en nada, es prácticamente nulo"?</w:t>
+      </w:r>
+    </w:p>
+    <w:p>
+      <w:pPr>
+        <w:spacing w:after="60"/>
+        <w:ind w:left="200"/>
+      </w:pPr>
+      <w:r>
+        <w:t xml:space="preserve">Variante 2: En términos generales, ¿qué tan de acuerdo o en desacuerdo estás con esta afirmación: "El riesgo de tener una amistad cercana con alguien vinculado al delito, si uno mismo no participa en nada, es prácticamente nulo"?</w:t>
+      </w:r>
+    </w:p>
+    <w:p>
+      <w:pPr>
+        <w:spacing w:after="60"/>
+        <w:ind w:left="200"/>
+      </w:pPr>
+      <w:r>
+        <w:t xml:space="preserve">Variante 3: Lee la siguiente frase e indica tu nivel de acuerdo: "El riesgo de tener una amistad cercana con alguien vinculado al delito, si uno mismo no participa en nada, es prácticamente nulo".</w:t>
+      </w:r>
+    </w:p>
+    <w:p>
+      <w:pPr>
+        <w:spacing w:after="60"/>
+        <w:ind w:left="200"/>
+      </w:pPr>
+      <w:r>
+        <w:t xml:space="preserve">Variante 4: ¿Hasta qué punto compartes esta forma de pensar: "El riesgo de tener una amistad cercana con alguien vinculado al delito, si uno mismo no participa en nada, es prácticamente nulo"?</w:t>
+      </w:r>
+    </w:p>
+    <w:p>
+      <w:pPr>
+        <w:spacing w:after="60"/>
+        <w:ind w:left="200"/>
+      </w:pPr>
+      <w:r>
+        <w:t xml:space="preserve">Variante 5: Marca qué tan de acuerdo estás con la siguiente idea: "El riesgo de tener una amistad cercana con alguien vinculado al delito, si uno mismo no participa en nada, es prácticamente nulo".</w:t>
+      </w:r>
+    </w:p>
+    <w:p>
+      <w:pPr>
+        <w:spacing w:after="90"/>
+      </w:pPr>
+      <w:r>
+        <w:rPr>
+          <w:b/>
+          <w:bCs/>
+        </w:rPr>
+        <w:t xml:space="preserve">Opciones de respuesta y valor de cada una: </w:t>
+      </w:r>
+      <w:r>
+        <w:t xml:space="preserve">Totalmente en desacuerdo (0) / En desacuerdo (1) / Algo de acuerdo (2) / De acuerdo (3) / Totalmente de acuerdo (4)</w:t>
+      </w:r>
+    </w:p>
+    <w:p>
+      <w:pPr>
+        <w:spacing w:after="90"/>
+      </w:pPr>
+      <w:r>
+        <w:rPr>
+          <w:b/>
+          <w:bCs/>
+        </w:rPr>
+        <w:t xml:space="preserve">Dirección: </w:t>
+      </w:r>
+      <w:r>
+        <w:t xml:space="preserve">Directo</w:t>
+      </w:r>
+    </w:p>
+    <w:p>
+      <w:pPr>
+        <w:spacing w:after="90"/>
+      </w:pPr>
+      <w:r>
+        <w:rPr>
+          <w:b/>
+          <w:bCs/>
+        </w:rPr>
+        <w:t xml:space="preserve">Respuesta de menor riesgo: </w:t>
+      </w:r>
+      <w:r>
+        <w:t xml:space="preserve">Totalmente en desacuerdo (valor 0)</w:t>
+      </w:r>
+    </w:p>
+    <w:p>
+      <w:pPr>
+        <w:spacing w:after="90"/>
+      </w:pPr>
+      <w:r>
+        <w:rPr>
+          <w:b/>
+          <w:bCs/>
+        </w:rPr>
+        <w:t xml:space="preserve">Valor psicométrico (cómo se transforma la respuesta cruda): </w:t>
+      </w:r>
+      <w:r>
+        <w:t xml:space="preserve">Escala 0-4 según el orden de las opciones listado arriba; reactivo directo, sin inversión.</w:t>
+      </w:r>
+    </w:p>
+    <w:p>
+      <w:pPr>
+        <w:spacing w:after="90"/>
+      </w:pPr>
+      <w:r>
+        <w:rPr>
+          <w:b/>
+          <w:bCs/>
+        </w:rPr>
+        <w:t xml:space="preserve">Reactivos de contraste (par espejo): </w:t>
+      </w:r>
+      <w:r>
+        <w:t xml:space="preserve">R115 (par espejo 3 de la dimensión)</w:t>
+      </w:r>
+    </w:p>
+    <w:p>
+      <w:pPr>
+        <w:spacing w:after="100"/>
+      </w:pPr>
+    </w:p>
+    <w:p>
+      <w:pPr>
+        <w:pStyle w:val="Heading3"/>
+        <w:spacing w:after="100" w:before="200"/>
+      </w:pPr>
+      <w:r>
+        <w:t xml:space="preserve">R117 — Involucramiento pasado — indicador 4 (Percepción de beneficio o protección al mantener este tipo de vínculos…)</w:t>
+      </w:r>
+    </w:p>
+    <w:p>
+      <w:pPr>
+        <w:spacing w:after="90"/>
+      </w:pPr>
+      <w:r>
+        <w:rPr>
+          <w:b/>
+          <w:bCs/>
+        </w:rPr>
+        <w:t xml:space="preserve">Tipo de reactivo: </w:t>
+      </w:r>
+      <w:r>
+        <w:t xml:space="preserve">3-Involucramiento pasado</w:t>
+      </w:r>
+    </w:p>
+    <w:p>
+      <w:pPr>
+        <w:spacing w:after="90"/>
+      </w:pPr>
+      <w:r>
+        <w:rPr>
+          <w:b/>
+          <w:bCs/>
+        </w:rPr>
+        <w:t xml:space="preserve">Indicador conductual (Fase 1): </w:t>
+      </w:r>
+      <w:r>
+        <w:t xml:space="preserve">Percepción de beneficio o protección al mantener este tipo de vínculos.</w:t>
+      </w:r>
+    </w:p>
+    <w:p>
+      <w:pPr>
+        <w:spacing w:after="90"/>
+      </w:pPr>
+      <w:r>
+        <w:rPr>
+          <w:b/>
+          <w:bCs/>
+        </w:rPr>
+        <w:t xml:space="preserve">Pregunta completa (variante base): </w:t>
+      </w:r>
+      <w:r>
+        <w:t xml:space="preserve">En tu último año de actividad laboral, ¿cuántas veces mantuviste una relación cercana con alguien vinculado a actividades delictivas porque eso te daba cierta sensación de protección o beneficio?</w:t>
+      </w:r>
+    </w:p>
+    <w:p>
+      <w:pPr>
+        <w:spacing w:after="60"/>
+      </w:pPr>
+      <w:r>
+        <w:rPr>
+          <w:b/>
+          <w:bCs/>
+        </w:rPr>
+        <w:t xml:space="preserve">Variantes de redacción (se muestra 1 al azar por aplicación):</w:t>
+      </w:r>
+    </w:p>
+    <w:p>
+      <w:pPr>
+        <w:spacing w:after="60"/>
+        <w:ind w:left="200"/>
+      </w:pPr>
+      <w:r>
+        <w:t xml:space="preserve">Variante 1 (base): En tu último año de actividad laboral, ¿cuántas veces mantuviste una relación cercana con alguien vinculado a actividades delictivas porque eso te daba cierta sensación de protección o beneficio?</w:t>
+      </w:r>
+    </w:p>
+    <w:p>
+      <w:pPr>
+        <w:spacing w:after="60"/>
+        <w:ind w:left="200"/>
+      </w:pPr>
+      <w:r>
+        <w:t xml:space="preserve">Variante 2: Pensando en los últimos 12 meses, ¿cuántas veces mantuviste una relación cercana con alguien vinculado a actividades delictivas porque eso te daba cierta sensación de protección o beneficio?</w:t>
+      </w:r>
+    </w:p>
+    <w:p>
+      <w:pPr>
+        <w:spacing w:after="60"/>
+        <w:ind w:left="200"/>
+      </w:pPr>
+      <w:r>
+        <w:t xml:space="preserve">Variante 3: ¿Con qué frecuencia, en tu historial reciente, mantuviste una relación cercana con alguien vinculado a actividades delictivas porque eso te daba cierta sensación de protección o beneficio?</w:t>
+      </w:r>
+    </w:p>
+    <w:p>
+      <w:pPr>
+        <w:spacing w:after="60"/>
+        <w:ind w:left="200"/>
+      </w:pPr>
+      <w:r>
+        <w:t xml:space="preserve">Variante 4: En el último año, ¿cuántas veces te ha ocurrido que mantuviste una relación cercana con alguien vinculado a actividades delictivas porque eso te daba cierta sensación de protección o beneficio?</w:t>
+      </w:r>
+    </w:p>
+    <w:p>
+      <w:pPr>
+        <w:spacing w:after="60"/>
+        <w:ind w:left="200"/>
+      </w:pPr>
+      <w:r>
+        <w:t xml:space="preserve">Variante 5: Durante el último año, ¿cuántas veces mantuviste una relación cercana con alguien vinculado a actividades delictivas porque eso te daba cierta sensación de protección o beneficio?</w:t>
+      </w:r>
+    </w:p>
+    <w:p>
+      <w:pPr>
+        <w:spacing w:after="90"/>
+      </w:pPr>
+      <w:r>
+        <w:rPr>
+          <w:b/>
+          <w:bCs/>
+        </w:rPr>
+        <w:t xml:space="preserve">Opciones de respuesta y valor de cada una: </w:t>
+      </w:r>
+      <w:r>
+        <w:t xml:space="preserve">Ninguna vez (0) / Una vez (1) / Pocas veces (2) / Varias veces (3) / Muchas veces o de forma habitual (4)</w:t>
+      </w:r>
+    </w:p>
+    <w:p>
+      <w:pPr>
+        <w:spacing w:after="90"/>
+      </w:pPr>
+      <w:r>
+        <w:rPr>
+          <w:b/>
+          <w:bCs/>
+        </w:rPr>
+        <w:t xml:space="preserve">Dirección: </w:t>
+      </w:r>
+      <w:r>
+        <w:t xml:space="preserve">Directo</w:t>
+      </w:r>
+    </w:p>
+    <w:p>
+      <w:pPr>
+        <w:spacing w:after="90"/>
+      </w:pPr>
+      <w:r>
+        <w:rPr>
+          <w:b/>
+          <w:bCs/>
+        </w:rPr>
+        <w:t xml:space="preserve">Respuesta de menor riesgo: </w:t>
+      </w:r>
+      <w:r>
+        <w:t xml:space="preserve">Ninguna vez (valor 0)</w:t>
+      </w:r>
+    </w:p>
+    <w:p>
+      <w:pPr>
+        <w:spacing w:after="90"/>
+      </w:pPr>
+      <w:r>
+        <w:rPr>
+          <w:b/>
+          <w:bCs/>
+        </w:rPr>
+        <w:t xml:space="preserve">Valor psicométrico (cómo se transforma la respuesta cruda): </w:t>
+      </w:r>
+      <w:r>
+        <w:t xml:space="preserve">Escala 0-4 según el orden de las opciones listado arriba; reactivo directo, sin inversión.</w:t>
+      </w:r>
+    </w:p>
+    <w:p>
+      <w:pPr>
+        <w:spacing w:after="90"/>
+      </w:pPr>
+      <w:r>
+        <w:rPr>
+          <w:b/>
+          <w:bCs/>
+        </w:rPr>
+        <w:t xml:space="preserve">Reactivos de contraste (par espejo): </w:t>
+      </w:r>
+      <w:r>
+        <w:t xml:space="preserve">R118 (par espejo 4 de la dimensión)</w:t>
+      </w:r>
+    </w:p>
+    <w:p>
+      <w:pPr>
+        <w:spacing w:after="100"/>
+      </w:pPr>
+    </w:p>
+    <w:p>
+      <w:pPr>
+        <w:pStyle w:val="Heading3"/>
+        <w:spacing w:after="100" w:before="200"/>
+      </w:pPr>
+      <w:r>
+        <w:t xml:space="preserve">R118 — Intención futura — indicador 4 (Percepción de beneficio o protección al mantener este tipo de vínculos…)</w:t>
+      </w:r>
+    </w:p>
+    <w:p>
+      <w:pPr>
+        <w:spacing w:after="90"/>
+      </w:pPr>
+      <w:r>
+        <w:rPr>
+          <w:b/>
+          <w:bCs/>
+        </w:rPr>
+        <w:t xml:space="preserve">Tipo de reactivo: </w:t>
+      </w:r>
+      <w:r>
+        <w:t xml:space="preserve">6-Intención futura</w:t>
+      </w:r>
+    </w:p>
+    <w:p>
+      <w:pPr>
+        <w:spacing w:after="90"/>
+      </w:pPr>
+      <w:r>
+        <w:rPr>
+          <w:b/>
+          <w:bCs/>
+        </w:rPr>
+        <w:t xml:space="preserve">Indicador conductual (Fase 1): </w:t>
+      </w:r>
+      <w:r>
+        <w:t xml:space="preserve">Percepción de beneficio o protección al mantener este tipo de vínculos.</w:t>
+      </w:r>
+    </w:p>
+    <w:p>
+      <w:pPr>
+        <w:spacing w:after="90"/>
+      </w:pPr>
+      <w:r>
+        <w:rPr>
+          <w:b/>
+          <w:bCs/>
+        </w:rPr>
+        <w:t xml:space="preserve">Pregunta completa (variante base): </w:t>
+      </w:r>
+      <w:r>
+        <w:t xml:space="preserve">Si mantener una relación cercana con alguien vinculado al delito te diera cierta sensación de protección o beneficio, ¿qué tan de acuerdo estás con que de todas formas te alejarías de esa relación?</w:t>
+      </w:r>
+    </w:p>
+    <w:p>
+      <w:pPr>
+        <w:spacing w:after="60"/>
+      </w:pPr>
+      <w:r>
+        <w:rPr>
+          <w:b/>
+          <w:bCs/>
+        </w:rPr>
+        <w:t xml:space="preserve">Variantes de redacción (se muestra 1 al azar por aplicación):</w:t>
+      </w:r>
+    </w:p>
+    <w:p>
+      <w:pPr>
+        <w:spacing w:after="60"/>
+        <w:ind w:left="200"/>
+      </w:pPr>
+      <w:r>
+        <w:t xml:space="preserve">Variante 1 (base): Si mantener una relación cercana con alguien vinculado al delito te diera cierta sensación de protección o beneficio, ¿qué tan de acuerdo estás con que de todas formas te alejarías de esa relación?</w:t>
+      </w:r>
+    </w:p>
+    <w:p>
+      <w:pPr>
+        <w:spacing w:after="60"/>
+        <w:ind w:left="200"/>
+      </w:pPr>
+      <w:r>
+        <w:t xml:space="preserve">Variante 2: Imagina que mantener una relación cercana con alguien vinculado al delito te diera cierta sensación de protección o beneficio. ¿Qué tan de acuerdo estás con que de todas formas te alejarías de esa relación?</w:t>
+      </w:r>
+    </w:p>
+    <w:p>
+      <w:pPr>
+        <w:spacing w:after="60"/>
+        <w:ind w:left="200"/>
+      </w:pPr>
+      <w:r>
+        <w:t xml:space="preserve">Variante 3: Ante esta situación: mantener una relación cercana con alguien vinculado al delito te diera cierta sensación de protección o beneficio, ¿qué tan de acuerdo estás con que de todas formas te alejarías de esa relación?</w:t>
+      </w:r>
+    </w:p>
+    <w:p>
+      <w:pPr>
+        <w:spacing w:after="60"/>
+        <w:ind w:left="200"/>
+      </w:pPr>
+      <w:r>
+        <w:t xml:space="preserve">Variante 4: Supón que mantener una relación cercana con alguien vinculado al delito te diera cierta sensación de protección o beneficio. ¿Qué tan de acuerdo estás en que de todas formas te alejarías de esa relación?</w:t>
+      </w:r>
+    </w:p>
+    <w:p>
+      <w:pPr>
+        <w:spacing w:after="60"/>
+        <w:ind w:left="200"/>
+      </w:pPr>
+      <w:r>
+        <w:t xml:space="preserve">Variante 5: Mantener una relación cercana con alguien vinculado al delito te diera cierta sensación de protección o beneficio. ¿Qué tan de acuerdo estás con que de todas formas te alejarías de esa relación?</w:t>
+      </w:r>
+    </w:p>
+    <w:p>
+      <w:pPr>
+        <w:spacing w:after="90"/>
+      </w:pPr>
+      <w:r>
+        <w:rPr>
+          <w:b/>
+          <w:bCs/>
+        </w:rPr>
+        <w:t xml:space="preserve">Opciones de respuesta y valor de cada una: </w:t>
+      </w:r>
+      <w:r>
+        <w:t xml:space="preserve">Totalmente en desacuerdo (0) / En desacuerdo (1) / Algo de acuerdo (2) / De acuerdo (3) / Totalmente de acuerdo (4)</w:t>
+      </w:r>
+    </w:p>
+    <w:p>
+      <w:pPr>
+        <w:spacing w:after="90"/>
+      </w:pPr>
+      <w:r>
+        <w:rPr>
+          <w:b/>
+          <w:bCs/>
+        </w:rPr>
+        <w:t xml:space="preserve">Dirección: </w:t>
+      </w:r>
+      <w:r>
+        <w:t xml:space="preserve">Inverso</w:t>
+      </w:r>
+    </w:p>
+    <w:p>
+      <w:pPr>
+        <w:spacing w:after="90"/>
+      </w:pPr>
+      <w:r>
+        <w:rPr>
+          <w:b/>
+          <w:bCs/>
+        </w:rPr>
+        <w:t xml:space="preserve">Respuesta de menor riesgo: </w:t>
+      </w:r>
+      <w:r>
+        <w:t xml:space="preserve">Totalmente de acuerdo (valor 4)</w:t>
+      </w:r>
+    </w:p>
+    <w:p>
+      <w:pPr>
+        <w:spacing w:after="90"/>
+      </w:pPr>
+      <w:r>
+        <w:rPr>
+          <w:b/>
+          <w:bCs/>
+        </w:rPr>
+        <w:t xml:space="preserve">Valor psicométrico (cómo se transforma la respuesta cruda): </w:t>
+      </w:r>
+      <w:r>
+        <w:t xml:space="preserve">Escala 0-4 según el orden de las opciones listado arriba; reactivo inverso: el valor de reactivo se calcula como 4 menos la respuesta cruda.</w:t>
+      </w:r>
+    </w:p>
+    <w:p>
+      <w:pPr>
+        <w:spacing w:after="90"/>
+      </w:pPr>
+      <w:r>
+        <w:rPr>
+          <w:b/>
+          <w:bCs/>
+        </w:rPr>
+        <w:t xml:space="preserve">Reactivos de contraste (par espejo): </w:t>
+      </w:r>
+      <w:r>
+        <w:t xml:space="preserve">R117 (par espejo 4 de la dimensión)</w:t>
+      </w:r>
+    </w:p>
+    <w:p>
+      <w:pPr>
+        <w:spacing w:after="100"/>
+      </w:pPr>
+    </w:p>
+    <w:p>
+      <w:pPr>
+        <w:pStyle w:val="Heading3"/>
+        <w:spacing w:after="100" w:before="200"/>
+      </w:pPr>
+      <w:r>
+        <w:t xml:space="preserve">R119 — Escenario/dilema — indicador 1 (Actitud tolerante hacia convivir o relacionarse con personas de activi…)</w:t>
+      </w:r>
+    </w:p>
+    <w:p>
+      <w:pPr>
+        <w:spacing w:after="90"/>
+      </w:pPr>
+      <w:r>
+        <w:rPr>
+          <w:b/>
+          <w:bCs/>
+        </w:rPr>
+        <w:t xml:space="preserve">Tipo de reactivo: </w:t>
+      </w:r>
+      <w:r>
+        <w:t xml:space="preserve">4-Escenario/dilema</w:t>
+      </w:r>
+    </w:p>
+    <w:p>
+      <w:pPr>
+        <w:spacing w:after="90"/>
+      </w:pPr>
+      <w:r>
+        <w:rPr>
+          <w:b/>
+          <w:bCs/>
+        </w:rPr>
+        <w:t xml:space="preserve">Indicador conductual (Fase 1): </w:t>
+      </w:r>
+      <w:r>
+        <w:t xml:space="preserve">Actitud tolerante hacia convivir o relacionarse con personas de actividad delictiva conocida.</w:t>
+      </w:r>
+    </w:p>
+    <w:p>
+      <w:pPr>
+        <w:spacing w:after="90"/>
+      </w:pPr>
+      <w:r>
+        <w:rPr>
+          <w:b/>
+          <w:bCs/>
+        </w:rPr>
+        <w:t xml:space="preserve">Pregunta completa (variante base): </w:t>
+      </w:r>
+      <w:r>
+        <w:t xml:space="preserve">Imagina que una persona cercana a ti, de quien sabes que tiene vínculos con actividades delictivas, te invita a un evento social. ¿Qué tan probable es que asistas sin ningún problema?</w:t>
+      </w:r>
+    </w:p>
+    <w:p>
+      <w:pPr>
+        <w:spacing w:after="60"/>
+      </w:pPr>
+      <w:r>
+        <w:rPr>
+          <w:b/>
+          <w:bCs/>
+        </w:rPr>
+        <w:t xml:space="preserve">Variantes de redacción (se muestra 1 al azar por aplicación):</w:t>
+      </w:r>
+    </w:p>
+    <w:p>
+      <w:pPr>
+        <w:spacing w:after="60"/>
+        <w:ind w:left="200"/>
+      </w:pPr>
+      <w:r>
+        <w:t xml:space="preserve">Variante 1 (base): Imagina que una persona cercana a ti, de quien sabes que tiene vínculos con actividades delictivas, te invita a un evento social. ¿Qué tan probable es que asistas sin ningún problema?</w:t>
+      </w:r>
+    </w:p>
+    <w:p>
+      <w:pPr>
+        <w:spacing w:after="60"/>
+        <w:ind w:left="200"/>
+      </w:pPr>
+      <w:r>
+        <w:t xml:space="preserve">Variante 2: Supón que una persona cercana a ti, de quien sabes que tiene vínculos con actividades delictivas, te invita a un evento social. ¿Qué tan probable es que asistas sin ningún problema?</w:t>
+      </w:r>
+    </w:p>
+    <w:p>
+      <w:pPr>
+        <w:spacing w:after="60"/>
+        <w:ind w:left="200"/>
+      </w:pPr>
+      <w:r>
+        <w:t xml:space="preserve">Variante 3: Piensa en la siguiente situación: una persona cercana a ti, de quien sabes que tiene vínculos con actividades delictivas, te invita a un evento social. ¿Qué tan probable es que asistas sin ningún problema?</w:t>
+      </w:r>
+    </w:p>
+    <w:p>
+      <w:pPr>
+        <w:spacing w:after="60"/>
+        <w:ind w:left="200"/>
+      </w:pPr>
+      <w:r>
+        <w:t xml:space="preserve">Variante 4: Si te encontraras en esta situación: una persona cercana a ti, de quien sabes que tiene vínculos con actividades delictivas, te invita a un evento social, ¿qué tan probable es que asistas sin ningún problema?</w:t>
+      </w:r>
+    </w:p>
+    <w:p>
+      <w:pPr>
+        <w:spacing w:after="60"/>
+        <w:ind w:left="200"/>
+      </w:pPr>
+      <w:r>
+        <w:t xml:space="preserve">Variante 5: Una persona cercana a ti, de quien sabes que tiene vínculos con actividades delictivas, te invita a un evento social. ¿Qué tan probable dirías que es que asistas sin ningún problema?</w:t>
+      </w:r>
+    </w:p>
+    <w:p>
+      <w:pPr>
+        <w:spacing w:after="90"/>
+      </w:pPr>
+      <w:r>
+        <w:rPr>
+          <w:b/>
+          <w:bCs/>
+        </w:rPr>
+        <w:t xml:space="preserve">Opciones de respuesta y valor de cada una: </w:t>
+      </w:r>
+      <w:r>
+        <w:t xml:space="preserve">Nada probable (0) / Poco probable (1) / Algo probable (2) / Muy probable (3)</w:t>
+      </w:r>
+    </w:p>
+    <w:p>
+      <w:pPr>
+        <w:spacing w:after="90"/>
+      </w:pPr>
+      <w:r>
+        <w:rPr>
+          <w:b/>
+          <w:bCs/>
+        </w:rPr>
+        <w:t xml:space="preserve">Dirección: </w:t>
+      </w:r>
+      <w:r>
+        <w:t xml:space="preserve">Directo</w:t>
+      </w:r>
+    </w:p>
+    <w:p>
+      <w:pPr>
+        <w:spacing w:after="90"/>
+      </w:pPr>
+      <w:r>
+        <w:rPr>
+          <w:b/>
+          <w:bCs/>
+        </w:rPr>
+        <w:t xml:space="preserve">Respuesta de menor riesgo: </w:t>
+      </w:r>
+      <w:r>
+        <w:t xml:space="preserve">Nada probable (valor 0)</w:t>
+      </w:r>
+    </w:p>
+    <w:p>
+      <w:pPr>
+        <w:spacing w:after="90"/>
+      </w:pPr>
+      <w:r>
+        <w:rPr>
+          <w:b/>
+          <w:bCs/>
+        </w:rPr>
+        <w:t xml:space="preserve">Valor psicométrico (cómo se transforma la respuesta cruda): </w:t>
+      </w:r>
+      <w:r>
+        <w:t xml:space="preserve">Escala 0-3 según el orden de las opciones listado arriba; reactivo directo, sin inversión.</w:t>
+      </w:r>
+    </w:p>
+    <w:p>
+      <w:pPr>
+        <w:spacing w:after="90"/>
+      </w:pPr>
+      <w:r>
+        <w:rPr>
+          <w:b/>
+          <w:bCs/>
+        </w:rPr>
+        <w:t xml:space="preserve">Reactivos de contraste (par espejo): </w:t>
+      </w:r>
+      <w:r>
+        <w:t xml:space="preserve">R120 (par espejo 5 de la dimensión)</w:t>
+      </w:r>
+    </w:p>
+    <w:p>
+      <w:pPr>
+        <w:spacing w:after="100"/>
+      </w:pPr>
+    </w:p>
+    <w:p>
+      <w:pPr>
+        <w:pStyle w:val="Heading3"/>
+        <w:spacing w:after="100" w:before="200"/>
+      </w:pPr>
+      <w:r>
+        <w:t xml:space="preserve">R120 — Percepción de terceros — indicador 1 (Actitud tolerante hacia convivir o relacionarse con personas de activi…)</w:t>
+      </w:r>
+    </w:p>
+    <w:p>
+      <w:pPr>
+        <w:spacing w:after="90"/>
+      </w:pPr>
+      <w:r>
+        <w:rPr>
+          <w:b/>
+          <w:bCs/>
+        </w:rPr>
+        <w:t xml:space="preserve">Tipo de reactivo: </w:t>
+      </w:r>
+      <w:r>
+        <w:t xml:space="preserve">2-Percepción de terceros</w:t>
+      </w:r>
+    </w:p>
+    <w:p>
+      <w:pPr>
+        <w:spacing w:after="90"/>
+      </w:pPr>
+      <w:r>
+        <w:rPr>
+          <w:b/>
+          <w:bCs/>
+        </w:rPr>
+        <w:t xml:space="preserve">Indicador conductual (Fase 1): </w:t>
+      </w:r>
+      <w:r>
+        <w:t xml:space="preserve">Actitud tolerante hacia convivir o relacionarse con personas de actividad delictiva conocida.</w:t>
+      </w:r>
+    </w:p>
+    <w:p>
+      <w:pPr>
+        <w:spacing w:after="90"/>
+      </w:pPr>
+      <w:r>
+        <w:rPr>
+          <w:b/>
+          <w:bCs/>
+        </w:rPr>
+        <w:t xml:space="preserve">Pregunta completa (variante base): </w:t>
+      </w:r>
+      <w:r>
+        <w:t xml:space="preserve">En tu experiencia, ¿qué tan frecuente dirías que es que las personas de tu entorno mantengan cercanía con alguien de actividad delictiva conocida sin que eso les preocupe?</w:t>
+      </w:r>
+    </w:p>
+    <w:p>
+      <w:pPr>
+        <w:spacing w:after="60"/>
+      </w:pPr>
+      <w:r>
+        <w:rPr>
+          <w:b/>
+          <w:bCs/>
+        </w:rPr>
+        <w:t xml:space="preserve">Variantes de redacción (se muestra 1 al azar por aplicación):</w:t>
+      </w:r>
+    </w:p>
+    <w:p>
+      <w:pPr>
+        <w:spacing w:after="60"/>
+        <w:ind w:left="200"/>
+      </w:pPr>
+      <w:r>
+        <w:t xml:space="preserve">Variante 1 (base): En tu experiencia, ¿qué tan frecuente dirías que es que las personas de tu entorno mantengan cercanía con alguien de actividad delictiva conocida sin que eso les preocupe?</w:t>
+      </w:r>
+    </w:p>
+    <w:p>
+      <w:pPr>
+        <w:spacing w:after="60"/>
+        <w:ind w:left="200"/>
+      </w:pPr>
+      <w:r>
+        <w:t xml:space="preserve">Variante 2: Pensando en las personas de tu entorno laboral, ¿con qué frecuencia dirías que ocurre que las personas de tu entorno mantengan cercanía con alguien de actividad delictiva conocida sin que eso les preocupe?</w:t>
+      </w:r>
+    </w:p>
+    <w:p>
+      <w:pPr>
+        <w:spacing w:after="60"/>
+        <w:ind w:left="200"/>
+      </w:pPr>
+      <w:r>
+        <w:t xml:space="preserve">Variante 3: ¿Qué tan seguido dirías que observas que las personas de tu entorno mantengan cercanía con alguien de actividad delictiva conocida sin que eso les preocupe?</w:t>
+      </w:r>
+    </w:p>
+    <w:p>
+      <w:pPr>
+        <w:spacing w:after="60"/>
+        <w:ind w:left="200"/>
+      </w:pPr>
+      <w:r>
+        <w:t xml:space="preserve">Variante 4: Según lo que has visto, ¿qué tan común dirías que es que las personas de tu entorno mantengan cercanía con alguien de actividad delictiva conocida sin que eso les preocupe?</w:t>
+      </w:r>
+    </w:p>
+    <w:p>
+      <w:pPr>
+        <w:spacing w:after="60"/>
+        <w:ind w:left="200"/>
+      </w:pPr>
+      <w:r>
+        <w:t xml:space="preserve">Variante 5: En tu entorno, ¿qué tan frecuentemente dirías que sucede que las personas de tu entorno mantengan cercanía con alguien de actividad delictiva conocida sin que eso les preocupe?</w:t>
+      </w:r>
+    </w:p>
+    <w:p>
+      <w:pPr>
+        <w:spacing w:after="90"/>
+      </w:pPr>
+      <w:r>
+        <w:rPr>
+          <w:b/>
+          <w:bCs/>
+        </w:rPr>
+        <w:t xml:space="preserve">Opciones de respuesta y valor de cada una: </w:t>
+      </w:r>
+      <w:r>
+        <w:t xml:space="preserve">Nunca o muy raro (0) / Ocasionalmente (1) / Con cierta frecuencia (2) / Muy frecuentemente (3)</w:t>
+      </w:r>
+    </w:p>
+    <w:p>
+      <w:pPr>
+        <w:spacing w:after="90"/>
+      </w:pPr>
+      <w:r>
+        <w:rPr>
+          <w:b/>
+          <w:bCs/>
+        </w:rPr>
+        <w:t xml:space="preserve">Dirección: </w:t>
+      </w:r>
+      <w:r>
+        <w:t xml:space="preserve">Directo</w:t>
+      </w:r>
+    </w:p>
+    <w:p>
+      <w:pPr>
+        <w:spacing w:after="90"/>
+      </w:pPr>
+      <w:r>
+        <w:rPr>
+          <w:b/>
+          <w:bCs/>
+        </w:rPr>
+        <w:t xml:space="preserve">Respuesta de menor riesgo: </w:t>
+      </w:r>
+      <w:r>
+        <w:t xml:space="preserve">Nunca o muy raro (valor 0)</w:t>
+      </w:r>
+    </w:p>
+    <w:p>
+      <w:pPr>
+        <w:spacing w:after="90"/>
+      </w:pPr>
+      <w:r>
+        <w:rPr>
+          <w:b/>
+          <w:bCs/>
+        </w:rPr>
+        <w:t xml:space="preserve">Valor psicométrico (cómo se transforma la respuesta cruda): </w:t>
+      </w:r>
+      <w:r>
+        <w:t xml:space="preserve">Escala 0-3 según el orden de las opciones listado arriba; reactivo directo, sin inversión.</w:t>
+      </w:r>
+    </w:p>
+    <w:p>
+      <w:pPr>
+        <w:spacing w:after="90"/>
+      </w:pPr>
+      <w:r>
+        <w:rPr>
+          <w:b/>
+          <w:bCs/>
+        </w:rPr>
+        <w:t xml:space="preserve">Reactivos de contraste (par espejo): </w:t>
+      </w:r>
+      <w:r>
+        <w:t xml:space="preserve">R119 (par espejo 5 de la dimensión)</w:t>
       </w:r>
     </w:p>
     <w:p>
